--- a/templates/民事案件-自然人/3-2风险代理专用-新版民事委托合同.docx
+++ b/templates/民事案件-自然人/3-2风险代理专用-新版民事委托合同.docx
@@ -120,7 +120,7 @@
           <w:sz w:val="24"/>
           <w:szCs w:val="24"/>
         </w:rPr>
-        <w:t>{{二委托人}}</w:t>
+        <w:t>{{_2委托人}}</w:t>
       </w:r>
     </w:p>
     <w:p>
@@ -155,7 +155,7 @@
           <w:sz w:val="24"/>
           <w:szCs w:val="24"/>
         </w:rPr>
-        <w:t>身份证号码：{{三证件号码}}</w:t>
+        <w:t>身份证号码：{{_3证件号码}}</w:t>
       </w:r>
     </w:p>
     <w:p>
@@ -190,7 +190,7 @@
           <w:sz w:val="24"/>
           <w:szCs w:val="24"/>
         </w:rPr>
-        <w:t>地址：{{四地址}}</w:t>
+        <w:t>地址：{{_4地址}}</w:t>
       </w:r>
     </w:p>
     <w:p>
@@ -234,15 +234,15 @@
           <w:szCs w:val="24"/>
           <w:lang w:val="en-US" w:eastAsia="zh-CN"/>
         </w:rPr>
-        <w:t xml:space="preserve">{{五电话}}  </w:t>
-      </w:r>
-      <w:r>
-        <w:rPr>
-          <w:rFonts w:hint="eastAsia" w:ascii="FangSong" w:hAnsi="FangSong" w:eastAsia="FangSong" w:cs="FangSong"/>
-          <w:sz w:val="24"/>
-          <w:szCs w:val="24"/>
-        </w:rPr>
-        <w:t>微信号：{{六微信号}}</w:t>
+        <w:t xml:space="preserve">{{_5电话}}  </w:t>
+      </w:r>
+      <w:r>
+        <w:rPr>
+          <w:rFonts w:hint="eastAsia" w:ascii="FangSong" w:hAnsi="FangSong" w:eastAsia="FangSong" w:cs="FangSong"/>
+          <w:sz w:val="24"/>
+          <w:szCs w:val="24"/>
+        </w:rPr>
+        <w:t>微信号：{{_6微信号}}</w:t>
       </w:r>
       <w:r>
         <w:rPr>
@@ -259,7 +259,7 @@
           <w:sz w:val="24"/>
           <w:szCs w:val="24"/>
         </w:rPr>
-        <w:t>{{七电子邮箱}}</w:t>
+        <w:t>{{_7电子邮箱}}</w:t>
       </w:r>
     </w:p>
     <w:p>
@@ -620,7 +620,7 @@
           <w:u w:val="single"/>
           <w:lang w:val="en-US" w:eastAsia="zh-CN"/>
         </w:rPr>
-        <w:t>{{八相对方与第三人}}</w:t>
+        <w:t>{{_8相对方与第三人}}</w:t>
       </w:r>
       <w:r>
         <w:rPr>
@@ -641,7 +641,7 @@
           <w:u w:val="none"/>
           <w:lang w:val="en-US" w:eastAsia="zh-CN"/>
         </w:rPr>
-        <w:t>{{九案由}}</w:t>
+        <w:t>{{_9案由}}</w:t>
       </w:r>
       <w:r>
         <w:rPr>
@@ -814,7 +814,7 @@
           <w:u w:val="single"/>
           <w:lang w:val="en-US" w:eastAsia="zh-CN"/>
         </w:rPr>
-        <w:t>{{十代理律师}}</w:t>
+        <w:t>{{_10代理律师}}</w:t>
       </w:r>
       <w:r>
         <w:rPr>
@@ -2162,7 +2162,7 @@
           <w:u w:val="single"/>
           <w:lang w:val="en-US" w:eastAsia="zh-CN"/>
         </w:rPr>
-        <w:t xml:space="preserve">{{二委托人}} </w:t>
+        <w:t xml:space="preserve">{{_2委托人}} </w:t>
       </w:r>
       <w:r>
         <w:rPr>
@@ -2184,7 +2184,7 @@
           <w:u w:val="single"/>
           <w:lang w:val="en-US" w:eastAsia="zh-CN"/>
         </w:rPr>
-        <w:t xml:space="preserve">： {{五电话}} </w:t>
+        <w:t xml:space="preserve">： {{_5电话}} </w:t>
       </w:r>
       <w:r>
         <w:rPr>
@@ -2206,7 +2206,7 @@
           <w:u w:val="single"/>
           <w:lang w:val="en-US" w:eastAsia="zh-CN"/>
         </w:rPr>
-        <w:t xml:space="preserve"> {{七电子邮箱}} </w:t>
+        <w:t xml:space="preserve"> {{_7电子邮箱}} </w:t>
       </w:r>
       <w:r>
         <w:rPr>
@@ -2237,7 +2237,7 @@
           <w:u w:val="single"/>
           <w:lang w:val="en-US" w:eastAsia="zh-CN"/>
         </w:rPr>
-        <w:t xml:space="preserve"> {{六微信号}} </w:t>
+        <w:t xml:space="preserve"> {{_6微信号}} </w:t>
       </w:r>
       <w:r>
         <w:rPr>
@@ -2259,7 +2259,7 @@
           <w:u w:val="single"/>
           <w:lang w:val="en-US" w:eastAsia="zh-CN"/>
         </w:rPr>
-        <w:t xml:space="preserve"> {{四地址}} </w:t>
+        <w:t xml:space="preserve"> {{_4地址}} </w:t>
       </w:r>
       <w:r>
         <w:rPr>
@@ -5627,7 +5627,7 @@
                 <w:sz w:val="24"/>
                 <w:szCs w:val="24"/>
               </w:rPr>
-              <w:t>日期：{{一委托日期}}</w:t>
+              <w:t>日期：{{_1委托日期}}</w:t>
             </w:r>
           </w:p>
         </w:tc>
@@ -5770,7 +5770,7 @@
                 <w:sz w:val="24"/>
                 <w:szCs w:val="24"/>
               </w:rPr>
-              <w:t>日期：{{一委托日期}}</w:t>
+              <w:t>日期：{{_1委托日期}}</w:t>
             </w:r>
           </w:p>
         </w:tc>
@@ -6594,7 +6594,7 @@
           <w:szCs w:val="28"/>
           <w:lang w:val="en-US" w:eastAsia="zh-CN"/>
         </w:rPr>
-        <w:t>{{一委托日期}}</w:t>
+        <w:t>{{_1委托日期}}</w:t>
       </w:r>
     </w:p>
     <w:sectPr>
